--- a/spa/docx/003.content.docx
+++ b/spa/docx/003.content.docx
@@ -13021,7 +13021,7 @@
         <w:rPr>
           <w:lang w:val="es_ES" w:bidi="es_ES"/>
         </w:rPr>
-        <w:t>Sabiduría</w:t>
+        <w:t>Un llamado a buscar sabiduría</w:t>
       </w:r>
     </w:p>
     <w:p>
@@ -13046,7 +13046,7 @@
         <w:rPr>
           <w:lang w:val="es_ES" w:bidi="es_ES"/>
         </w:rPr>
-        <w:t>Lamento y esperanza</w:t>
+        <w:t>Un lamento que lleva a la esperanza</w:t>
       </w:r>
     </w:p>
     <w:p>
@@ -13085,7 +13085,20 @@
         <w:rPr>
           <w:lang w:val="es_ES" w:bidi="es_ES"/>
         </w:rPr>
-        <w:t>Tradicionalmente, "La carta de Jeremías" se incluye después del quinto capítulo. Este texto es, en realidad, un documento religioso que condena la idolatría. Supuestamente, fue enviado a los judíos que estaban siendo llevados al exilio en Babilonia.</w:t>
+        <w:t xml:space="preserve">En la </w:t>
+      </w:r>
+      <w:r>
+        <w:rPr>
+          <w:i/>
+          <w:lang w:val="es_ES" w:bidi="es_ES"/>
+        </w:rPr>
+        <w:t xml:space="preserve">Vulgata </w:t>
+      </w:r>
+      <w:r>
+        <w:rPr>
+          <w:lang w:val="es_ES" w:bidi="es_ES"/>
+        </w:rPr>
+        <w:t>latina, la "Carta de Jeremías" se añade después del quinto capítulo.. Este texto es, en realidad, un documento religioso que condena la idolatría. Supuestamente, fue enviado a los judíos que estaban siendo llevados al exilio en Babilonia.</w:t>
       </w:r>
     </w:p>
     <w:p>
@@ -41068,7 +41081,7 @@
         <w:rPr>
           <w:lang w:val="es_ES" w:bidi="es_ES"/>
         </w:rPr>
-        <w:t>Aparte de la auténtica tradición judía, se hicieron esfuerzos para dividir los libros en 21, combinando Rut con Jueces y Lamentaciones con Jeremías. Josefo fue el primero en hacerlo en el primer siglo d.C., influenciado por el Antiguo Testamento griego, la Septuaginta. Orígenes observó a principios del siglo III que esta disposición también correspondía al número de letras en el alfabeto hebreo, al igual que Atanasio en el siglo IV y otros, incluido Jerónimo. Se concluyó de manera dudosa que el número de libros en la Biblia hebrea había sido divinamente ordenado para coincidir con el número de letras del alfabeto hebreo. Los padres de la iglesia añadieron su apoyo a esta coincidencia, que se convirtió en providencial para ellos. Sin embargo, todos estos esfuerzos son de origen griego y no tienen apoyo en la tradición hebrea.</w:t>
+        <w:t>Aparte de la auténtica tradición judía, se hicieron esfuerzos para dividir los libros en 22, combinando Rut con Jueces y Lamentaciones con Jeremías. Josefo fue el primero en hacerlo en el primer siglo d.C., influenciado por el Antiguo Testamento griego, la Septuaginta. Orígenes observó a principios del siglo III que esta disposición también correspondía al número de letras en el alfabeto hebreo, al igual que Atanasio en el siglo IV y otros, incluido Jerónimo. Se concluyó de manera dudosa que el número de libros en la Biblia hebrea había sido divinamente ordenado para coincidir con el número de letras del alfabeto hebreo. Los padres de la iglesia añadieron su apoyo a esta coincidencia, que se convirtió en providencial para ellos. Sin embargo, todos estos esfuerzos son de origen griego y no tienen apoyo en la tradición hebrea.</w:t>
       </w:r>
     </w:p>
     <w:p>
@@ -41806,7 +41819,7 @@
         <w:rPr>
           <w:lang w:val="es_ES" w:bidi="es_ES"/>
         </w:rPr>
-        <w:t xml:space="preserve"> 3.3). Ireneo ofrece razones por las cuales debería haber cuatro Evangelios. “La palabra”, dice, “nos dio el Evangelio en una forma cuádruple, pero mantenido unido por un solo Espíritu”. Además de los Evangelios, también hace referencia a Hechos, todas las cartas de Pablo excepto Filemón, 1 Pedro, 1 Juan y el libro de Apocalipsis.</w:t>
+        <w:t xml:space="preserve"> 3.1.1). Ireneo ofrece razones por las cuales debería haber cuatro Evangelios. “La palabra”, dice, “nos dio el Evangelio en una forma cuádruple, pero mantenido unido por un solo Espíritu”. Además de los Evangelios, también hace referencia a Hechos, todas las cartas de Pablo excepto Filemón, 1 Pedro, 1 Juan y el libro de Apocalipsis.</w:t>
       </w:r>
     </w:p>
     <w:p>
